--- a/public/templates/buku-induk-v1.docx
+++ b/public/templates/buku-induk-v1.docx
@@ -1737,7 +1737,7 @@
               </w:rPr>
             </w:pPr>
             <w:r>
-              <w:t xml:space="preserve">{{tahun_ajaran}}</w:t>
+              <w:t xml:space="preserve">{{tahun_1}}</w:t>
             </w:r>
           </w:p>
         </w:tc>
@@ -1770,6 +1770,9 @@
                 <w14:ligatures w14:val="none"/>
               </w:rPr>
             </w:pPr>
+            <w:r>
+              <w:t xml:space="preserve">{{tahun_2}}</w:t>
+            </w:r>
           </w:p>
         </w:tc>
         <w:tc>
@@ -1801,6 +1804,9 @@
                 <w14:ligatures w14:val="none"/>
               </w:rPr>
             </w:pPr>
+            <w:r>
+              <w:t xml:space="preserve">{{tahun_3}}</w:t>
+            </w:r>
           </w:p>
         </w:tc>
         <w:tc>
@@ -1832,6 +1838,9 @@
                 <w14:ligatures w14:val="none"/>
               </w:rPr>
             </w:pPr>
+            <w:r>
+              <w:t xml:space="preserve">{{tahun_4}}</w:t>
+            </w:r>
           </w:p>
         </w:tc>
         <w:tc>
@@ -1863,6 +1872,9 @@
                 <w14:ligatures w14:val="none"/>
               </w:rPr>
             </w:pPr>
+            <w:r>
+              <w:t xml:space="preserve">{{tahun_5}}</w:t>
+            </w:r>
           </w:p>
         </w:tc>
         <w:tc>
@@ -1894,6 +1906,9 @@
                 <w14:ligatures w14:val="none"/>
               </w:rPr>
             </w:pPr>
+            <w:r>
+              <w:t xml:space="preserve">{{tahun_6}}</w:t>
+            </w:r>
           </w:p>
         </w:tc>
       </w:tr>
@@ -1971,7 +1986,7 @@
               </w:rPr>
             </w:pPr>
             <w:r>
-              <w:t xml:space="preserve">{{berat_badan}}</w:t>
+              <w:t xml:space="preserve">{{berat_1}}</w:t>
             </w:r>
           </w:p>
         </w:tc>
@@ -2004,6 +2019,9 @@
                 <w14:ligatures w14:val="none"/>
               </w:rPr>
             </w:pPr>
+            <w:r>
+              <w:t xml:space="preserve">{{berat_2}}</w:t>
+            </w:r>
           </w:p>
         </w:tc>
         <w:tc>
@@ -2035,6 +2053,9 @@
                 <w14:ligatures w14:val="none"/>
               </w:rPr>
             </w:pPr>
+            <w:r>
+              <w:t xml:space="preserve">{{berat_3}}</w:t>
+            </w:r>
           </w:p>
         </w:tc>
         <w:tc>
@@ -2066,6 +2087,9 @@
                 <w14:ligatures w14:val="none"/>
               </w:rPr>
             </w:pPr>
+            <w:r>
+              <w:t xml:space="preserve">{{berat_4}}</w:t>
+            </w:r>
           </w:p>
         </w:tc>
         <w:tc>
@@ -2097,6 +2121,9 @@
                 <w14:ligatures w14:val="none"/>
               </w:rPr>
             </w:pPr>
+            <w:r>
+              <w:t xml:space="preserve">{{berat_5}}</w:t>
+            </w:r>
           </w:p>
         </w:tc>
         <w:tc>
@@ -2128,6 +2155,9 @@
                 <w14:ligatures w14:val="none"/>
               </w:rPr>
             </w:pPr>
+            <w:r>
+              <w:t xml:space="preserve">{{berat_6}}</w:t>
+            </w:r>
           </w:p>
         </w:tc>
       </w:tr>
@@ -2205,7 +2235,7 @@
               </w:rPr>
             </w:pPr>
             <w:r>
-              <w:t xml:space="preserve">{{tinggi_badan}}</w:t>
+              <w:t xml:space="preserve">{{tinggi_1}}</w:t>
             </w:r>
           </w:p>
         </w:tc>
@@ -2238,6 +2268,9 @@
                 <w14:ligatures w14:val="none"/>
               </w:rPr>
             </w:pPr>
+            <w:r>
+              <w:t xml:space="preserve">{{tinggi_2}}</w:t>
+            </w:r>
           </w:p>
         </w:tc>
         <w:tc>
@@ -2269,6 +2302,9 @@
                 <w14:ligatures w14:val="none"/>
               </w:rPr>
             </w:pPr>
+            <w:r>
+              <w:t xml:space="preserve">{{tinggi_3}}</w:t>
+            </w:r>
           </w:p>
         </w:tc>
         <w:tc>
@@ -2300,6 +2336,9 @@
                 <w14:ligatures w14:val="none"/>
               </w:rPr>
             </w:pPr>
+            <w:r>
+              <w:t xml:space="preserve">{{tinggi_4}}</w:t>
+            </w:r>
           </w:p>
         </w:tc>
         <w:tc>
@@ -2331,6 +2370,9 @@
                 <w14:ligatures w14:val="none"/>
               </w:rPr>
             </w:pPr>
+            <w:r>
+              <w:t xml:space="preserve">{{tinggi_5}}</w:t>
+            </w:r>
           </w:p>
         </w:tc>
         <w:tc>
@@ -2362,6 +2404,9 @@
                 <w14:ligatures w14:val="none"/>
               </w:rPr>
             </w:pPr>
+            <w:r>
+              <w:t xml:space="preserve">{{tinggi_6}}</w:t>
+            </w:r>
           </w:p>
         </w:tc>
       </w:tr>
@@ -2439,7 +2484,7 @@
               </w:rPr>
             </w:pPr>
             <w:r>
-              <w:t xml:space="preserve">{{penyakit}}</w:t>
+              <w:t xml:space="preserve">{{penyakit_1}}</w:t>
             </w:r>
           </w:p>
         </w:tc>
@@ -2472,6 +2517,9 @@
                 <w14:ligatures w14:val="none"/>
               </w:rPr>
             </w:pPr>
+            <w:r>
+              <w:t xml:space="preserve">{{penyakit_2}}</w:t>
+            </w:r>
           </w:p>
         </w:tc>
         <w:tc>
@@ -2503,6 +2551,9 @@
                 <w14:ligatures w14:val="none"/>
               </w:rPr>
             </w:pPr>
+            <w:r>
+              <w:t xml:space="preserve">{{penyakit_3}}</w:t>
+            </w:r>
           </w:p>
         </w:tc>
         <w:tc>
@@ -2534,6 +2585,9 @@
                 <w14:ligatures w14:val="none"/>
               </w:rPr>
             </w:pPr>
+            <w:r>
+              <w:t xml:space="preserve">{{penyakit_4}}</w:t>
+            </w:r>
           </w:p>
         </w:tc>
         <w:tc>
@@ -2565,6 +2619,9 @@
                 <w14:ligatures w14:val="none"/>
               </w:rPr>
             </w:pPr>
+            <w:r>
+              <w:t xml:space="preserve">{{penyakit_5}}</w:t>
+            </w:r>
           </w:p>
         </w:tc>
         <w:tc>
@@ -2596,6 +2653,9 @@
                 <w14:ligatures w14:val="none"/>
               </w:rPr>
             </w:pPr>
+            <w:r>
+              <w:t xml:space="preserve">{{penyakit_6}}</w:t>
+            </w:r>
           </w:p>
         </w:tc>
       </w:tr>
@@ -2673,7 +2733,7 @@
               </w:rPr>
             </w:pPr>
             <w:r>
-              <w:t xml:space="preserve">{{kelainan_jasmani}}</w:t>
+              <w:t xml:space="preserve">{{kelainan_1}}</w:t>
             </w:r>
           </w:p>
         </w:tc>
@@ -2706,6 +2766,9 @@
                 <w14:ligatures w14:val="none"/>
               </w:rPr>
             </w:pPr>
+            <w:r>
+              <w:t xml:space="preserve">{{kelainan_2}}</w:t>
+            </w:r>
           </w:p>
         </w:tc>
         <w:tc>
@@ -2737,6 +2800,9 @@
                 <w14:ligatures w14:val="none"/>
               </w:rPr>
             </w:pPr>
+            <w:r>
+              <w:t xml:space="preserve">{{kelainan_3}}</w:t>
+            </w:r>
           </w:p>
         </w:tc>
         <w:tc>
@@ -2768,6 +2834,9 @@
                 <w14:ligatures w14:val="none"/>
               </w:rPr>
             </w:pPr>
+            <w:r>
+              <w:t xml:space="preserve">{{kelainan_4}}</w:t>
+            </w:r>
           </w:p>
         </w:tc>
         <w:tc>
@@ -2799,6 +2868,9 @@
                 <w14:ligatures w14:val="none"/>
               </w:rPr>
             </w:pPr>
+            <w:r>
+              <w:t xml:space="preserve">{{kelainan_5}}</w:t>
+            </w:r>
           </w:p>
         </w:tc>
         <w:tc>
@@ -2830,6 +2902,9 @@
                 <w14:ligatures w14:val="none"/>
               </w:rPr>
             </w:pPr>
+            <w:r>
+              <w:t xml:space="preserve">{{kelainan_6}}</w:t>
+            </w:r>
           </w:p>
         </w:tc>
       </w:tr>
@@ -3256,10 +3331,10 @@
         <w:tab/>
       </w:r>
       <w:r>
+        <w:t xml:space="preserve">{{catatan}}</w:t>
+      </w:r>
+      <w:r>
         <w:br w:type="page"/>
-      </w:r>
-      <w:r>
-        <w:t xml:space="preserve">{{catatan}}</w:t>
       </w:r>
     </w:p>
     <w:p>
@@ -3384,7 +3459,7 @@
                 <w:lang w:val="id-ID" w:eastAsia="id-ID"/>
                 <w14:ligatures w14:val="none"/>
               </w:rPr>
-              <w:t>Tahun Ajaran</w:t>
+              <w:t xml:space="preserve">{{tahun_ajaran_1}}</w:t>
             </w:r>
           </w:p>
         </w:tc>
@@ -3421,7 +3496,7 @@
                 <w:lang w:val="id-ID" w:eastAsia="id-ID"/>
                 <w14:ligatures w14:val="none"/>
               </w:rPr>
-              <w:t>Tahun Ajaran</w:t>
+              <w:t xml:space="preserve">{{tahun_ajaran_2}}</w:t>
             </w:r>
           </w:p>
         </w:tc>
@@ -3458,7 +3533,7 @@
                 <w:lang w:val="id-ID" w:eastAsia="id-ID"/>
                 <w14:ligatures w14:val="none"/>
               </w:rPr>
-              <w:t>Tahun Ajaran</w:t>
+              <w:t xml:space="preserve">{{tahun_ajaran_3}}</w:t>
             </w:r>
           </w:p>
         </w:tc>
@@ -3495,7 +3570,7 @@
                 <w:lang w:val="id-ID" w:eastAsia="id-ID"/>
                 <w14:ligatures w14:val="none"/>
               </w:rPr>
-              <w:t>Tahun Ajaran</w:t>
+              <w:t xml:space="preserve">{{tahun_ajaran_4}}</w:t>
             </w:r>
           </w:p>
         </w:tc>
@@ -3532,7 +3607,7 @@
                 <w:lang w:val="id-ID" w:eastAsia="id-ID"/>
                 <w14:ligatures w14:val="none"/>
               </w:rPr>
-              <w:t>Tahun Ajaran</w:t>
+              <w:t xml:space="preserve">{{tahun_ajaran_5}}</w:t>
             </w:r>
           </w:p>
         </w:tc>
@@ -3569,7 +3644,7 @@
                 <w:lang w:val="id-ID" w:eastAsia="id-ID"/>
                 <w14:ligatures w14:val="none"/>
               </w:rPr>
-              <w:t>Tahun Ajaran</w:t>
+              <w:t xml:space="preserve">{{tahun_ajaran_6}}</w:t>
             </w:r>
           </w:p>
         </w:tc>
@@ -3606,7 +3681,7 @@
                 <w:lang w:val="id-ID" w:eastAsia="id-ID"/>
                 <w14:ligatures w14:val="none"/>
               </w:rPr>
-              <w:t>Tahun Ajaran</w:t>
+              <w:t xml:space="preserve">{{tahun_ajaran_7}}</w:t>
             </w:r>
           </w:p>
         </w:tc>
@@ -3643,7 +3718,7 @@
                 <w:lang w:val="id-ID" w:eastAsia="id-ID"/>
                 <w14:ligatures w14:val="none"/>
               </w:rPr>
-              <w:t>Tahun Ajaran</w:t>
+              <w:t xml:space="preserve">{{tahun_ajaran_8}}</w:t>
             </w:r>
           </w:p>
         </w:tc>
@@ -3724,7 +3799,7 @@
                 <w:lang w:val="id-ID" w:eastAsia="id-ID"/>
                 <w14:ligatures w14:val="none"/>
               </w:rPr>
-              <w:t>Kelas</w:t>
+              <w:t xml:space="preserve">{{kelas_1}}</w:t>
             </w:r>
           </w:p>
         </w:tc>
@@ -3762,7 +3837,7 @@
                 <w:lang w:val="id-ID" w:eastAsia="id-ID"/>
                 <w14:ligatures w14:val="none"/>
               </w:rPr>
-              <w:t>Kelas</w:t>
+              <w:t xml:space="preserve">{{kelas_2}}</w:t>
             </w:r>
           </w:p>
         </w:tc>
@@ -3800,7 +3875,7 @@
                 <w:lang w:val="id-ID" w:eastAsia="id-ID"/>
                 <w14:ligatures w14:val="none"/>
               </w:rPr>
-              <w:t>Kelas</w:t>
+              <w:t xml:space="preserve">{{kelas_3}}</w:t>
             </w:r>
           </w:p>
         </w:tc>
@@ -3838,7 +3913,7 @@
                 <w:lang w:val="id-ID" w:eastAsia="id-ID"/>
                 <w14:ligatures w14:val="none"/>
               </w:rPr>
-              <w:t>Kelas</w:t>
+              <w:t xml:space="preserve">{{kelas_4}}</w:t>
             </w:r>
           </w:p>
         </w:tc>
@@ -3876,7 +3951,7 @@
                 <w:lang w:val="id-ID" w:eastAsia="id-ID"/>
                 <w14:ligatures w14:val="none"/>
               </w:rPr>
-              <w:t>Kelas</w:t>
+              <w:t xml:space="preserve">{{kelas_5}}</w:t>
             </w:r>
           </w:p>
         </w:tc>
@@ -3914,7 +3989,7 @@
                 <w:lang w:val="id-ID" w:eastAsia="id-ID"/>
                 <w14:ligatures w14:val="none"/>
               </w:rPr>
-              <w:t>Kelas</w:t>
+              <w:t xml:space="preserve">{{kelas_6}}</w:t>
             </w:r>
           </w:p>
         </w:tc>
@@ -3952,7 +4027,7 @@
                 <w:lang w:val="id-ID" w:eastAsia="id-ID"/>
                 <w14:ligatures w14:val="none"/>
               </w:rPr>
-              <w:t>Kelas</w:t>
+              <w:t xml:space="preserve">{{kelas_7}}</w:t>
             </w:r>
           </w:p>
         </w:tc>
@@ -3990,7 +4065,7 @@
                 <w:lang w:val="id-ID" w:eastAsia="id-ID"/>
                 <w14:ligatures w14:val="none"/>
               </w:rPr>
-              <w:t>Kelas</w:t>
+              <w:t xml:space="preserve">{{kelas_8}}</w:t>
             </w:r>
           </w:p>
         </w:tc>
@@ -4989,7 +5064,7 @@
                 <w:lang w:val="id-ID" w:eastAsia="id-ID"/>
                 <w14:ligatures w14:val="none"/>
               </w:rPr>
-              <w:t xml:space="preserve"> {{mata_pelajaran}}</w:t>
+              <w:t xml:space="preserve">{{#nilai}}{{mapel}}</w:t>
             </w:r>
           </w:p>
         </w:tc>
@@ -5026,7 +5101,7 @@
                 <w:lang w:val="id-ID" w:eastAsia="id-ID"/>
                 <w14:ligatures w14:val="none"/>
               </w:rPr>
-              <w:t>{{nilai}}</w:t>
+              <w:t xml:space="preserve">{{n_1_1}}</w:t>
             </w:r>
           </w:p>
         </w:tc>
@@ -5063,7 +5138,7 @@
                 <w:lang w:val="id-ID" w:eastAsia="id-ID"/>
                 <w14:ligatures w14:val="none"/>
               </w:rPr>
-              <w:t> </w:t>
+              <w:t xml:space="preserve">{{n_1_2}}</w:t>
             </w:r>
           </w:p>
         </w:tc>
@@ -5100,7 +5175,7 @@
                 <w:lang w:val="id-ID" w:eastAsia="id-ID"/>
                 <w14:ligatures w14:val="none"/>
               </w:rPr>
-              <w:t> </w:t>
+              <w:t xml:space="preserve">{{n_2_1}}</w:t>
             </w:r>
           </w:p>
         </w:tc>
@@ -5137,7 +5212,7 @@
                 <w:lang w:val="id-ID" w:eastAsia="id-ID"/>
                 <w14:ligatures w14:val="none"/>
               </w:rPr>
-              <w:t> </w:t>
+              <w:t xml:space="preserve">{{n_2_2}}</w:t>
             </w:r>
           </w:p>
         </w:tc>
@@ -5174,7 +5249,7 @@
                 <w:lang w:val="id-ID" w:eastAsia="id-ID"/>
                 <w14:ligatures w14:val="none"/>
               </w:rPr>
-              <w:t> </w:t>
+              <w:t xml:space="preserve">{{n_3_1}}</w:t>
             </w:r>
           </w:p>
         </w:tc>
@@ -5211,7 +5286,7 @@
                 <w:lang w:val="id-ID" w:eastAsia="id-ID"/>
                 <w14:ligatures w14:val="none"/>
               </w:rPr>
-              <w:t> </w:t>
+              <w:t xml:space="preserve">{{n_3_2}}</w:t>
             </w:r>
           </w:p>
         </w:tc>
@@ -5248,7 +5323,7 @@
                 <w:lang w:val="id-ID" w:eastAsia="id-ID"/>
                 <w14:ligatures w14:val="none"/>
               </w:rPr>
-              <w:t> </w:t>
+              <w:t xml:space="preserve">{{n_4_1}}</w:t>
             </w:r>
           </w:p>
         </w:tc>
@@ -5285,7 +5360,7 @@
                 <w:lang w:val="id-ID" w:eastAsia="id-ID"/>
                 <w14:ligatures w14:val="none"/>
               </w:rPr>
-              <w:t> </w:t>
+              <w:t xml:space="preserve">{{n_4_2}}</w:t>
             </w:r>
           </w:p>
         </w:tc>
@@ -5322,7 +5397,7 @@
                 <w:lang w:val="id-ID" w:eastAsia="id-ID"/>
                 <w14:ligatures w14:val="none"/>
               </w:rPr>
-              <w:t> </w:t>
+              <w:t xml:space="preserve">{{n_5_1}}</w:t>
             </w:r>
           </w:p>
         </w:tc>
@@ -5359,7 +5434,7 @@
                 <w:lang w:val="id-ID" w:eastAsia="id-ID"/>
                 <w14:ligatures w14:val="none"/>
               </w:rPr>
-              <w:t> </w:t>
+              <w:t xml:space="preserve">{{n_5_2}}</w:t>
             </w:r>
           </w:p>
         </w:tc>
@@ -5396,7 +5471,7 @@
                 <w:lang w:val="id-ID" w:eastAsia="id-ID"/>
                 <w14:ligatures w14:val="none"/>
               </w:rPr>
-              <w:t> </w:t>
+              <w:t xml:space="preserve">{{n_6_1}}</w:t>
             </w:r>
           </w:p>
         </w:tc>
@@ -5433,7 +5508,7 @@
                 <w:lang w:val="id-ID" w:eastAsia="id-ID"/>
                 <w14:ligatures w14:val="none"/>
               </w:rPr>
-              <w:t> </w:t>
+              <w:t xml:space="preserve">{{n_6_2}}</w:t>
             </w:r>
           </w:p>
         </w:tc>
@@ -5470,7 +5545,7 @@
                 <w:lang w:val="id-ID" w:eastAsia="id-ID"/>
                 <w14:ligatures w14:val="none"/>
               </w:rPr>
-              <w:t> </w:t>
+              <w:t xml:space="preserve">{{n_7_1}}</w:t>
             </w:r>
           </w:p>
         </w:tc>
@@ -5507,7 +5582,7 @@
                 <w:lang w:val="id-ID" w:eastAsia="id-ID"/>
                 <w14:ligatures w14:val="none"/>
               </w:rPr>
-              <w:t> </w:t>
+              <w:t xml:space="preserve">{{n_7_2}}</w:t>
             </w:r>
           </w:p>
         </w:tc>
@@ -5544,7 +5619,7 @@
                 <w:lang w:val="id-ID" w:eastAsia="id-ID"/>
                 <w14:ligatures w14:val="none"/>
               </w:rPr>
-              <w:t> </w:t>
+              <w:t xml:space="preserve">{{n_8_1}}</w:t>
             </w:r>
           </w:p>
         </w:tc>
@@ -5581,7 +5656,7 @@
                 <w:lang w:val="id-ID" w:eastAsia="id-ID"/>
                 <w14:ligatures w14:val="none"/>
               </w:rPr>
-              <w:t> </w:t>
+              <w:t xml:space="preserve">{{n_8_2}}{{/nilai}}</w:t>
             </w:r>
           </w:p>
         </w:tc>
@@ -5659,7 +5734,7 @@
                 <w:lang w:val="id-ID" w:eastAsia="id-ID"/>
                 <w14:ligatures w14:val="none"/>
               </w:rPr>
-              <w:t>{{jumlah_nilai}}</w:t>
+              <w:t xml:space="preserve">{{jumlah_1_1}}</w:t>
             </w:r>
           </w:p>
         </w:tc>
@@ -5696,7 +5771,7 @@
                 <w:lang w:val="id-ID" w:eastAsia="id-ID"/>
                 <w14:ligatures w14:val="none"/>
               </w:rPr>
-              <w:t> </w:t>
+              <w:t xml:space="preserve">{{jumlah_1_2}}</w:t>
             </w:r>
           </w:p>
         </w:tc>
@@ -5733,7 +5808,7 @@
                 <w:lang w:val="id-ID" w:eastAsia="id-ID"/>
                 <w14:ligatures w14:val="none"/>
               </w:rPr>
-              <w:t> </w:t>
+              <w:t xml:space="preserve">{{jumlah_2_1}}</w:t>
             </w:r>
           </w:p>
         </w:tc>
@@ -5770,7 +5845,7 @@
                 <w:lang w:val="id-ID" w:eastAsia="id-ID"/>
                 <w14:ligatures w14:val="none"/>
               </w:rPr>
-              <w:t> </w:t>
+              <w:t xml:space="preserve">{{jumlah_2_2}}</w:t>
             </w:r>
           </w:p>
         </w:tc>
@@ -5807,7 +5882,7 @@
                 <w:lang w:val="id-ID" w:eastAsia="id-ID"/>
                 <w14:ligatures w14:val="none"/>
               </w:rPr>
-              <w:t> </w:t>
+              <w:t xml:space="preserve">{{jumlah_3_1}}</w:t>
             </w:r>
           </w:p>
         </w:tc>
@@ -5844,7 +5919,7 @@
                 <w:lang w:val="id-ID" w:eastAsia="id-ID"/>
                 <w14:ligatures w14:val="none"/>
               </w:rPr>
-              <w:t> </w:t>
+              <w:t xml:space="preserve">{{jumlah_3_2}}</w:t>
             </w:r>
           </w:p>
         </w:tc>
@@ -5881,7 +5956,7 @@
                 <w:lang w:val="id-ID" w:eastAsia="id-ID"/>
                 <w14:ligatures w14:val="none"/>
               </w:rPr>
-              <w:t> </w:t>
+              <w:t xml:space="preserve">{{jumlah_4_1}}</w:t>
             </w:r>
           </w:p>
         </w:tc>
@@ -5918,7 +5993,7 @@
                 <w:lang w:val="id-ID" w:eastAsia="id-ID"/>
                 <w14:ligatures w14:val="none"/>
               </w:rPr>
-              <w:t> </w:t>
+              <w:t xml:space="preserve">{{jumlah_4_2}}</w:t>
             </w:r>
           </w:p>
         </w:tc>
@@ -5955,7 +6030,7 @@
                 <w:lang w:val="id-ID" w:eastAsia="id-ID"/>
                 <w14:ligatures w14:val="none"/>
               </w:rPr>
-              <w:t> </w:t>
+              <w:t xml:space="preserve">{{jumlah_5_1}}</w:t>
             </w:r>
           </w:p>
         </w:tc>
@@ -5992,7 +6067,7 @@
                 <w:lang w:val="id-ID" w:eastAsia="id-ID"/>
                 <w14:ligatures w14:val="none"/>
               </w:rPr>
-              <w:t> </w:t>
+              <w:t xml:space="preserve">{{jumlah_5_2}}</w:t>
             </w:r>
           </w:p>
         </w:tc>
@@ -6029,7 +6104,7 @@
                 <w:lang w:val="id-ID" w:eastAsia="id-ID"/>
                 <w14:ligatures w14:val="none"/>
               </w:rPr>
-              <w:t> </w:t>
+              <w:t xml:space="preserve">{{jumlah_6_1}}</w:t>
             </w:r>
           </w:p>
         </w:tc>
@@ -6066,7 +6141,7 @@
                 <w:lang w:val="id-ID" w:eastAsia="id-ID"/>
                 <w14:ligatures w14:val="none"/>
               </w:rPr>
-              <w:t> </w:t>
+              <w:t xml:space="preserve">{{jumlah_6_2}}</w:t>
             </w:r>
           </w:p>
         </w:tc>
@@ -6103,7 +6178,7 @@
                 <w:lang w:val="id-ID" w:eastAsia="id-ID"/>
                 <w14:ligatures w14:val="none"/>
               </w:rPr>
-              <w:t> </w:t>
+              <w:t xml:space="preserve">{{jumlah_7_1}}</w:t>
             </w:r>
           </w:p>
         </w:tc>
@@ -6140,7 +6215,7 @@
                 <w:lang w:val="id-ID" w:eastAsia="id-ID"/>
                 <w14:ligatures w14:val="none"/>
               </w:rPr>
-              <w:t> </w:t>
+              <w:t xml:space="preserve">{{jumlah_7_2}}</w:t>
             </w:r>
           </w:p>
         </w:tc>
@@ -6177,7 +6252,7 @@
                 <w:lang w:val="id-ID" w:eastAsia="id-ID"/>
                 <w14:ligatures w14:val="none"/>
               </w:rPr>
-              <w:t> </w:t>
+              <w:t xml:space="preserve">{{jumlah_8_1}}</w:t>
             </w:r>
           </w:p>
         </w:tc>
@@ -6214,7 +6289,7 @@
                 <w:lang w:val="id-ID" w:eastAsia="id-ID"/>
                 <w14:ligatures w14:val="none"/>
               </w:rPr>
-              <w:t> </w:t>
+              <w:t xml:space="preserve">{{jumlah_8_2}}</w:t>
             </w:r>
           </w:p>
         </w:tc>
@@ -6292,7 +6367,7 @@
                 <w:lang w:val="id-ID" w:eastAsia="id-ID"/>
                 <w14:ligatures w14:val="none"/>
               </w:rPr>
-              <w:t>{{nilai_rata_rata}}</w:t>
+              <w:t xml:space="preserve">{{rata_1_1}}</w:t>
             </w:r>
           </w:p>
         </w:tc>
@@ -6329,7 +6404,7 @@
                 <w:lang w:val="id-ID" w:eastAsia="id-ID"/>
                 <w14:ligatures w14:val="none"/>
               </w:rPr>
-              <w:t> </w:t>
+              <w:t xml:space="preserve">{{rata_1_2}}</w:t>
             </w:r>
           </w:p>
         </w:tc>
@@ -6366,7 +6441,7 @@
                 <w:lang w:val="id-ID" w:eastAsia="id-ID"/>
                 <w14:ligatures w14:val="none"/>
               </w:rPr>
-              <w:t> </w:t>
+              <w:t xml:space="preserve">{{rata_2_1}}</w:t>
             </w:r>
           </w:p>
         </w:tc>
@@ -6403,7 +6478,7 @@
                 <w:lang w:val="id-ID" w:eastAsia="id-ID"/>
                 <w14:ligatures w14:val="none"/>
               </w:rPr>
-              <w:t> </w:t>
+              <w:t xml:space="preserve">{{rata_2_2}}</w:t>
             </w:r>
           </w:p>
         </w:tc>
@@ -6440,7 +6515,7 @@
                 <w:lang w:val="id-ID" w:eastAsia="id-ID"/>
                 <w14:ligatures w14:val="none"/>
               </w:rPr>
-              <w:t> </w:t>
+              <w:t xml:space="preserve">{{rata_3_1}}</w:t>
             </w:r>
           </w:p>
         </w:tc>
@@ -6477,7 +6552,7 @@
                 <w:lang w:val="id-ID" w:eastAsia="id-ID"/>
                 <w14:ligatures w14:val="none"/>
               </w:rPr>
-              <w:t> </w:t>
+              <w:t xml:space="preserve">{{rata_3_2}}</w:t>
             </w:r>
           </w:p>
         </w:tc>
@@ -6514,7 +6589,7 @@
                 <w:lang w:val="id-ID" w:eastAsia="id-ID"/>
                 <w14:ligatures w14:val="none"/>
               </w:rPr>
-              <w:t> </w:t>
+              <w:t xml:space="preserve">{{rata_4_1}}</w:t>
             </w:r>
           </w:p>
         </w:tc>
@@ -6551,7 +6626,7 @@
                 <w:lang w:val="id-ID" w:eastAsia="id-ID"/>
                 <w14:ligatures w14:val="none"/>
               </w:rPr>
-              <w:t> </w:t>
+              <w:t xml:space="preserve">{{rata_4_2}}</w:t>
             </w:r>
           </w:p>
         </w:tc>
@@ -6588,7 +6663,7 @@
                 <w:lang w:val="id-ID" w:eastAsia="id-ID"/>
                 <w14:ligatures w14:val="none"/>
               </w:rPr>
-              <w:t> </w:t>
+              <w:t xml:space="preserve">{{rata_5_1}}</w:t>
             </w:r>
           </w:p>
         </w:tc>
@@ -6625,7 +6700,7 @@
                 <w:lang w:val="id-ID" w:eastAsia="id-ID"/>
                 <w14:ligatures w14:val="none"/>
               </w:rPr>
-              <w:t> </w:t>
+              <w:t xml:space="preserve">{{rata_5_2}}</w:t>
             </w:r>
           </w:p>
         </w:tc>
@@ -6662,7 +6737,7 @@
                 <w:lang w:val="id-ID" w:eastAsia="id-ID"/>
                 <w14:ligatures w14:val="none"/>
               </w:rPr>
-              <w:t> </w:t>
+              <w:t xml:space="preserve">{{rata_6_1}}</w:t>
             </w:r>
           </w:p>
         </w:tc>
@@ -6699,7 +6774,7 @@
                 <w:lang w:val="id-ID" w:eastAsia="id-ID"/>
                 <w14:ligatures w14:val="none"/>
               </w:rPr>
-              <w:t> </w:t>
+              <w:t xml:space="preserve">{{rata_6_2}}</w:t>
             </w:r>
           </w:p>
         </w:tc>
@@ -6736,7 +6811,7 @@
                 <w:lang w:val="id-ID" w:eastAsia="id-ID"/>
                 <w14:ligatures w14:val="none"/>
               </w:rPr>
-              <w:t> </w:t>
+              <w:t xml:space="preserve">{{rata_7_1}}</w:t>
             </w:r>
           </w:p>
         </w:tc>
@@ -6773,7 +6848,7 @@
                 <w:lang w:val="id-ID" w:eastAsia="id-ID"/>
                 <w14:ligatures w14:val="none"/>
               </w:rPr>
-              <w:t> </w:t>
+              <w:t xml:space="preserve">{{rata_7_2}}</w:t>
             </w:r>
           </w:p>
         </w:tc>
@@ -6810,7 +6885,7 @@
                 <w:lang w:val="id-ID" w:eastAsia="id-ID"/>
                 <w14:ligatures w14:val="none"/>
               </w:rPr>
-              <w:t> </w:t>
+              <w:t xml:space="preserve">{{rata_8_1}}</w:t>
             </w:r>
           </w:p>
         </w:tc>
@@ -6847,7 +6922,7 @@
                 <w:lang w:val="id-ID" w:eastAsia="id-ID"/>
                 <w14:ligatures w14:val="none"/>
               </w:rPr>
-              <w:t> </w:t>
+              <w:t xml:space="preserve">{{rata_8_2}}</w:t>
             </w:r>
           </w:p>
         </w:tc>
@@ -7559,7 +7634,7 @@
                 <w:lang w:val="id-ID" w:eastAsia="id-ID"/>
                 <w14:ligatures w14:val="none"/>
               </w:rPr>
-              <w:t>{{kenaikan_kelas}}</w:t>
+              <w:t xml:space="preserve">{{naik_1}}</w:t>
             </w:r>
           </w:p>
         </w:tc>
@@ -7597,7 +7672,7 @@
                 <w:lang w:val="id-ID" w:eastAsia="id-ID"/>
                 <w14:ligatures w14:val="none"/>
               </w:rPr>
-              <w:t/>
+              <w:t xml:space="preserve">{{naik_2}}</w:t>
             </w:r>
           </w:p>
         </w:tc>
@@ -7635,7 +7710,7 @@
                 <w:lang w:val="id-ID" w:eastAsia="id-ID"/>
                 <w14:ligatures w14:val="none"/>
               </w:rPr>
-              <w:t/>
+              <w:t xml:space="preserve">{{naik_3}}</w:t>
             </w:r>
           </w:p>
         </w:tc>
@@ -7673,7 +7748,7 @@
                 <w:lang w:val="id-ID" w:eastAsia="id-ID"/>
                 <w14:ligatures w14:val="none"/>
               </w:rPr>
-              <w:t/>
+              <w:t xml:space="preserve">{{naik_4}}</w:t>
             </w:r>
           </w:p>
         </w:tc>
@@ -7711,7 +7786,7 @@
                 <w:lang w:val="id-ID" w:eastAsia="id-ID"/>
                 <w14:ligatures w14:val="none"/>
               </w:rPr>
-              <w:t/>
+              <w:t xml:space="preserve">{{naik_5}}</w:t>
             </w:r>
           </w:p>
         </w:tc>
@@ -7749,7 +7824,7 @@
                 <w:lang w:val="id-ID" w:eastAsia="id-ID"/>
                 <w14:ligatures w14:val="none"/>
               </w:rPr>
-              <w:t/>
+              <w:t xml:space="preserve">{{naik_6}}</w:t>
             </w:r>
           </w:p>
         </w:tc>
@@ -7787,7 +7862,7 @@
                 <w:lang w:val="id-ID" w:eastAsia="id-ID"/>
                 <w14:ligatures w14:val="none"/>
               </w:rPr>
-              <w:t/>
+              <w:t xml:space="preserve">{{naik_7}}</w:t>
             </w:r>
           </w:p>
         </w:tc>
@@ -7825,7 +7900,7 @@
                 <w:lang w:val="id-ID" w:eastAsia="id-ID"/>
                 <w14:ligatures w14:val="none"/>
               </w:rPr>
-              <w:t/>
+              <w:t xml:space="preserve">{{naik_8}}</w:t>
             </w:r>
           </w:p>
         </w:tc>
